--- a/docs/automated-behavior.docx
+++ b/docs/automated-behavior.docx
@@ -141,7 +141,7 @@
           <w:sz w:val="24"/>
           <w:szCs w:val="24"/>
         </w:rPr>
-        <w:t xml:space="preserve">9:00 AM CT</w:t>
+        <w:t xml:space="preserve">8:48 AM CT</w:t>
       </w:r>
       <w:r>
         <w:rPr>
@@ -212,7 +212,7 @@
           <w:sz w:val="24"/>
           <w:szCs w:val="24"/>
         </w:rPr>
-        <w:t xml:space="preserve">9:00 AM CT</w:t>
+        <w:t xml:space="preserve">8:48 AM CT</w:t>
       </w:r>
       <w:r>
         <w:rPr>
@@ -885,7 +885,7 @@
           <w:sz w:val="24"/>
           <w:szCs w:val="24"/>
         </w:rPr>
-        <w:t xml:space="preserve"> Scans all active meetings. If a meeting is exactly 7 days or 1 day away, the bot posts a follow-up reminder in the configured channel. Unlike the original "just scheduled" post (which has RSVP reactions), follow-up reminders @mention everyone who has already reacted ✅ or ❓ on the original post and link back to it. No new reactions are added. Each reminder only posts once — duplicates are prevented.</w:t>
+        <w:t xml:space="preserve"> Scans all active meetings. If a meeting is exactly 7 days or 1 day away, the bot posts a reminder to the configured channel with RSVP reactions (✅ ❌ ❓). Each reminder only posts once — duplicates are prevented.</w:t>
       </w:r>
     </w:p>
     <w:p>
@@ -980,7 +980,7 @@
           <w:sz w:val="24"/>
           <w:szCs w:val="24"/>
         </w:rPr>
-        <w:t xml:space="preserve">9:00 AM CT Daily — Shift DMs</w:t>
+        <w:t xml:space="preserve">8:48 AM CT Daily — Shift DMs</w:t>
       </w:r>
     </w:p>
     <w:p>
@@ -1015,7 +1015,7 @@
           <w:sz w:val="24"/>
           <w:szCs w:val="24"/>
         </w:rPr>
-        <w:t xml:space="preserve">9:00 AM CT Monday Only — Weekly Shift DMs</w:t>
+        <w:t xml:space="preserve">8:48 AM CT Monday Only — Weekly Shift DMs</w:t>
       </w:r>
     </w:p>
     <w:p>
@@ -1334,7 +1334,163 @@
           <w:sz w:val="24"/>
           <w:szCs w:val="24"/>
         </w:rPr>
-        <w:t xml:space="preserve">When anyone adds or removes a reaction on a meeting post or custom game post, the bot updates the RSVP tracker section of that message in place automatically. For meetings, RSVP tracking only applies to the original "just scheduled" post — the 7-day and 24-hour follow-up reminders have no reactions of their own.</w:t>
+        <w:t xml:space="preserve">When anyone adds or removes a reaction on a meeting reminder or custom game post, the bot updates the RSVP tracker section of that message in place automatically.</w:t>
+      </w:r>
+    </w:p>
+    <w:p>
+      <w:pPr>
+        <w:spacing w:after="0" w:before="160"/>
+      </w:pPr>
+    </w:p>
+    <w:p>
+      <w:pPr>
+        <w:pStyle w:val="Heading2"/>
+        <w:spacing w:after="80" w:before="240"/>
+      </w:pPr>
+      <w:r>
+        <w:rPr>
+          <w:rFonts w:ascii="Arial" w:cs="Arial" w:eastAsia="Arial" w:hAnsi="Arial"/>
+          <w:b/>
+          <w:bCs/>
+          <w:color w:val="333333"/>
+          <w:sz w:val="24"/>
+          <w:szCs w:val="24"/>
+        </w:rPr>
+        <w:t xml:space="preserve">8:00 AM CT Sunday — Weekly Maybe-Nudge</w:t>
+      </w:r>
+    </w:p>
+    <w:p>
+      <w:pPr>
+        <w:spacing w:after="80" w:before="80"/>
+      </w:pPr>
+      <w:r>
+        <w:rPr>
+          <w:rFonts w:ascii="Arial" w:cs="Arial" w:eastAsia="Arial" w:hAnsi="Arial"/>
+          <w:sz w:val="24"/>
+          <w:szCs w:val="24"/>
+        </w:rPr>
+        <w:t xml:space="preserve">Once a week, the bot DMs anyone still marked “maybe” (❓) on an open, uncovered coverage shift or custom game, asking them to firm up to ✅ or ❌. One consolidated DM per person; covered, confirmed, cancelled, and past-dated posts are skipped.</w:t>
+      </w:r>
+    </w:p>
+    <w:p>
+      <w:pPr>
+        <w:spacing w:after="0" w:before="160"/>
+      </w:pPr>
+    </w:p>
+    <w:p>
+      <w:pPr>
+        <w:pStyle w:val="Heading2"/>
+        <w:spacing w:after="80" w:before="240"/>
+      </w:pPr>
+      <w:r>
+        <w:rPr>
+          <w:rFonts w:ascii="Arial" w:cs="Arial" w:eastAsia="Arial" w:hAnsi="Arial"/>
+          <w:b/>
+          <w:bCs/>
+          <w:color w:val="333333"/>
+          <w:sz w:val="24"/>
+          <w:szCs w:val="24"/>
+        </w:rPr>
+        <w:t xml:space="preserve">Late-Booking Watch — 8:48 AM CT + timers</w:t>
+      </w:r>
+    </w:p>
+    <w:p>
+      <w:pPr>
+        <w:spacing w:after="80" w:before="80"/>
+      </w:pPr>
+      <w:r>
+        <w:rPr>
+          <w:rFonts w:ascii="Arial" w:cs="Arial" w:eastAsia="Arial" w:hAnsi="Arial"/>
+          <w:sz w:val="24"/>
+          <w:szCs w:val="24"/>
+        </w:rPr>
+        <w:t xml:space="preserve">At 8:48am, alongside the daily shift DMs, the bot records any of today’s shows with zero bookings. For each, it schedules a check ~110 minutes before curtain; if the show has since booked, it DMs the assigned cast. Restart-safe — pending checks reschedule on startup.</w:t>
+      </w:r>
+    </w:p>
+    <w:p>
+      <w:pPr>
+        <w:spacing w:after="0" w:before="160"/>
+      </w:pPr>
+    </w:p>
+    <w:p>
+      <w:pPr>
+        <w:pStyle w:val="Heading2"/>
+        <w:spacing w:after="80" w:before="240"/>
+      </w:pPr>
+      <w:r>
+        <w:rPr>
+          <w:rFonts w:ascii="Arial" w:cs="Arial" w:eastAsia="Arial" w:hAnsi="Arial"/>
+          <w:b/>
+          <w:bCs/>
+          <w:color w:val="333333"/>
+          <w:sz w:val="24"/>
+          <w:szCs w:val="24"/>
+        </w:rPr>
+        <w:t xml:space="preserve">Scheduled-Job Failure Notifications</w:t>
+      </w:r>
+    </w:p>
+    <w:p>
+      <w:pPr>
+        <w:spacing w:after="80" w:before="80"/>
+      </w:pPr>
+      <w:r>
+        <w:rPr>
+          <w:rFonts w:ascii="Arial" w:cs="Arial" w:eastAsia="Arial" w:hAnsi="Arial"/>
+          <w:sz w:val="24"/>
+          <w:szCs w:val="24"/>
+        </w:rPr>
+        <w:t xml:space="preserve">Every scheduled job runs through a wrapper that reports problems. If a job throws, or completes but silently drops items (e.g. “sent 1 of 11 coverage pings”), the bot sends one summary per run — a DM to the ops contact (</w:t>
+      </w:r>
+      <w:r>
+        <w:rPr>
+          <w:rFonts w:ascii="Courier New" w:cs="Courier New" w:eastAsia="Courier New" w:hAnsi="Courier New"/>
+          <w:color w:val="333333"/>
+          <w:sz w:val="22"/>
+          <w:szCs w:val="22"/>
+        </w:rPr>
+        <w:t xml:space="preserve">/set-ops-contact</w:t>
+      </w:r>
+      <w:r>
+        <w:rPr>
+          <w:rFonts w:ascii="Arial" w:cs="Arial" w:eastAsia="Arial" w:hAnsi="Arial"/>
+          <w:sz w:val="24"/>
+          <w:szCs w:val="24"/>
+        </w:rPr>
+        <w:t xml:space="preserve">) and a post to the error channel (</w:t>
+      </w:r>
+      <w:r>
+        <w:rPr>
+          <w:rFonts w:ascii="Courier New" w:cs="Courier New" w:eastAsia="Courier New" w:hAnsi="Courier New"/>
+          <w:color w:val="333333"/>
+          <w:sz w:val="22"/>
+          <w:szCs w:val="22"/>
+        </w:rPr>
+        <w:t xml:space="preserve">/set-error-channel</w:t>
+      </w:r>
+      <w:r>
+        <w:rPr>
+          <w:rFonts w:ascii="Arial" w:cs="Arial" w:eastAsia="Arial" w:hAnsi="Arial"/>
+          <w:sz w:val="24"/>
+          <w:szCs w:val="24"/>
+        </w:rPr>
+        <w:t xml:space="preserve">) — naming the job, the counts, and the affected items. An admin recovers with </w:t>
+      </w:r>
+      <w:r>
+        <w:rPr>
+          <w:rFonts w:ascii="Courier New" w:cs="Courier New" w:eastAsia="Courier New" w:hAnsi="Courier New"/>
+          <w:color w:val="333333"/>
+          <w:sz w:val="22"/>
+          <w:szCs w:val="22"/>
+        </w:rPr>
+        <w:t xml:space="preserve">/rerun-job</w:t>
+      </w:r>
+      <w:r>
+        <w:rPr>
+          <w:rFonts w:ascii="Arial" w:cs="Arial" w:eastAsia="Arial" w:hAnsi="Arial"/>
+          <w:sz w:val="24"/>
+          <w:szCs w:val="24"/>
+        </w:rPr>
+        <w:t xml:space="preserve">.</w:t>
       </w:r>
     </w:p>
     <w:p>
@@ -1613,7 +1769,7 @@
                 <w:sz w:val="22"/>
                 <w:szCs w:val="22"/>
               </w:rPr>
-              <w:t xml:space="preserve">No alert channel set for that show (/set-checkin-channel)</w:t>
+              <w:t xml:space="preserve">No alert channel set for that show (/set-channel-override)</w:t>
             </w:r>
           </w:p>
         </w:tc>
@@ -2007,7 +2163,7 @@
                 <w:sz w:val="22"/>
                 <w:szCs w:val="22"/>
               </w:rPr>
-              <w:t xml:space="preserve">Meeting reminders + custom game 48h follow-ups</w:t>
+              <w:t xml:space="preserve">Meeting reminders + custom game 48h follow-ups + coverage role pings</w:t>
             </w:r>
           </w:p>
         </w:tc>
@@ -2036,7 +2192,7 @@
                 <w:sz w:val="22"/>
                 <w:szCs w:val="22"/>
               </w:rPr>
-              <w:t xml:space="preserve">9:00 AM CT</w:t>
+              <w:t xml:space="preserve">8:48 AM CT</w:t>
             </w:r>
           </w:p>
         </w:tc>
@@ -2063,7 +2219,7 @@
                 <w:sz w:val="22"/>
                 <w:szCs w:val="22"/>
               </w:rPr>
-              <w:t xml:space="preserve">Daily shift DMs with check-in buttons</w:t>
+              <w:t xml:space="preserve">Daily shift DMs with check-in buttons; late-booking baseline recorded</w:t>
             </w:r>
           </w:p>
         </w:tc>
@@ -2092,7 +2248,7 @@
                 <w:sz w:val="22"/>
                 <w:szCs w:val="22"/>
               </w:rPr>
-              <w:t xml:space="preserve">9:00 AM CT (Monday only)</w:t>
+              <w:t xml:space="preserve">8:48 AM CT (Monday only)</w:t>
             </w:r>
           </w:p>
         </w:tc>
@@ -2148,7 +2304,7 @@
                 <w:sz w:val="22"/>
                 <w:szCs w:val="22"/>
               </w:rPr>
-              <w:t xml:space="preserve">Call time (30 min before show)</w:t>
+              <w:t xml:space="preserve">8:00 AM CT (Sunday only)</w:t>
             </w:r>
           </w:p>
         </w:tc>
@@ -2175,7 +2331,7 @@
                 <w:sz w:val="22"/>
                 <w:szCs w:val="22"/>
               </w:rPr>
-              <w:t xml:space="preserve">No-show alert if cast member hasn’t checked in</w:t>
+              <w:t xml:space="preserve">Weekly maybe-nudge DMs</w:t>
             </w:r>
           </w:p>
         </w:tc>
@@ -2204,6 +2360,174 @@
                 <w:sz w:val="22"/>
                 <w:szCs w:val="22"/>
               </w:rPr>
+              <w:t xml:space="preserve">9:00 PM CT</w:t>
+            </w:r>
+          </w:p>
+        </w:tc>
+        <w:tc>
+          <w:tcPr>
+            <w:tcW w:type="dxa" w:w="6160"/>
+            <w:tcBorders>
+              <w:top w:val="single" w:color="CCCCCC" w:sz="1"/>
+              <w:left w:val="single" w:color="CCCCCC" w:sz="1"/>
+              <w:bottom w:val="single" w:color="CCCCCC" w:sz="1"/>
+              <w:right w:val="single" w:color="CCCCCC" w:sz="1"/>
+            </w:tcBorders>
+            <w:tcMar>
+              <w:top w:type="dxa" w:w="80"/>
+              <w:left w:type="dxa" w:w="120"/>
+              <w:bottom w:type="dxa" w:w="80"/>
+              <w:right w:type="dxa" w:w="120"/>
+            </w:tcMar>
+          </w:tcPr>
+          <w:p>
+            <w:r>
+              <w:rPr>
+                <w:rFonts w:ascii="Arial" w:cs="Arial" w:eastAsia="Arial" w:hAnsi="Arial"/>
+                <w:sz w:val="22"/>
+                <w:szCs w:val="22"/>
+              </w:rPr>
+              <w:t xml:space="preserve">EOD coverage summary to the coverage manager (if anything is open)</w:t>
+            </w:r>
+          </w:p>
+        </w:tc>
+      </w:tr>
+      <w:tr>
+        <w:tc>
+          <w:tcPr>
+            <w:tcW w:type="dxa" w:w="3200"/>
+            <w:tcBorders>
+              <w:top w:val="single" w:color="CCCCCC" w:sz="1"/>
+              <w:left w:val="single" w:color="CCCCCC" w:sz="1"/>
+              <w:bottom w:val="single" w:color="CCCCCC" w:sz="1"/>
+              <w:right w:val="single" w:color="CCCCCC" w:sz="1"/>
+            </w:tcBorders>
+            <w:tcMar>
+              <w:top w:type="dxa" w:w="80"/>
+              <w:left w:type="dxa" w:w="120"/>
+              <w:bottom w:type="dxa" w:w="80"/>
+              <w:right w:type="dxa" w:w="120"/>
+            </w:tcMar>
+          </w:tcPr>
+          <w:p>
+            <w:r>
+              <w:rPr>
+                <w:rFonts w:ascii="Arial" w:cs="Arial" w:eastAsia="Arial" w:hAnsi="Arial"/>
+                <w:sz w:val="22"/>
+                <w:szCs w:val="22"/>
+              </w:rPr>
+              <w:t xml:space="preserve">~110 min before curtain</w:t>
+            </w:r>
+          </w:p>
+        </w:tc>
+        <w:tc>
+          <w:tcPr>
+            <w:tcW w:type="dxa" w:w="6160"/>
+            <w:tcBorders>
+              <w:top w:val="single" w:color="CCCCCC" w:sz="1"/>
+              <w:left w:val="single" w:color="CCCCCC" w:sz="1"/>
+              <w:bottom w:val="single" w:color="CCCCCC" w:sz="1"/>
+              <w:right w:val="single" w:color="CCCCCC" w:sz="1"/>
+            </w:tcBorders>
+            <w:tcMar>
+              <w:top w:type="dxa" w:w="80"/>
+              <w:left w:type="dxa" w:w="120"/>
+              <w:bottom w:type="dxa" w:w="80"/>
+              <w:right w:type="dxa" w:w="120"/>
+            </w:tcMar>
+          </w:tcPr>
+          <w:p>
+            <w:r>
+              <w:rPr>
+                <w:rFonts w:ascii="Arial" w:cs="Arial" w:eastAsia="Arial" w:hAnsi="Arial"/>
+                <w:sz w:val="22"/>
+                <w:szCs w:val="22"/>
+              </w:rPr>
+              <w:t xml:space="preserve">Late-booking alert to cast if a blank show has since booked</w:t>
+            </w:r>
+          </w:p>
+        </w:tc>
+      </w:tr>
+      <w:tr>
+        <w:tc>
+          <w:tcPr>
+            <w:tcW w:type="dxa" w:w="3200"/>
+            <w:tcBorders>
+              <w:top w:val="single" w:color="CCCCCC" w:sz="1"/>
+              <w:left w:val="single" w:color="CCCCCC" w:sz="1"/>
+              <w:bottom w:val="single" w:color="CCCCCC" w:sz="1"/>
+              <w:right w:val="single" w:color="CCCCCC" w:sz="1"/>
+            </w:tcBorders>
+            <w:tcMar>
+              <w:top w:type="dxa" w:w="80"/>
+              <w:left w:type="dxa" w:w="120"/>
+              <w:bottom w:type="dxa" w:w="80"/>
+              <w:right w:type="dxa" w:w="120"/>
+            </w:tcMar>
+          </w:tcPr>
+          <w:p>
+            <w:r>
+              <w:rPr>
+                <w:rFonts w:ascii="Arial" w:cs="Arial" w:eastAsia="Arial" w:hAnsi="Arial"/>
+                <w:sz w:val="22"/>
+                <w:szCs w:val="22"/>
+              </w:rPr>
+              <w:t xml:space="preserve">Call time (30 min before show)</w:t>
+            </w:r>
+          </w:p>
+        </w:tc>
+        <w:tc>
+          <w:tcPr>
+            <w:tcW w:type="dxa" w:w="6160"/>
+            <w:tcBorders>
+              <w:top w:val="single" w:color="CCCCCC" w:sz="1"/>
+              <w:left w:val="single" w:color="CCCCCC" w:sz="1"/>
+              <w:bottom w:val="single" w:color="CCCCCC" w:sz="1"/>
+              <w:right w:val="single" w:color="CCCCCC" w:sz="1"/>
+            </w:tcBorders>
+            <w:tcMar>
+              <w:top w:type="dxa" w:w="80"/>
+              <w:left w:type="dxa" w:w="120"/>
+              <w:bottom w:type="dxa" w:w="80"/>
+              <w:right w:type="dxa" w:w="120"/>
+            </w:tcMar>
+          </w:tcPr>
+          <w:p>
+            <w:r>
+              <w:rPr>
+                <w:rFonts w:ascii="Arial" w:cs="Arial" w:eastAsia="Arial" w:hAnsi="Arial"/>
+                <w:sz w:val="22"/>
+                <w:szCs w:val="22"/>
+              </w:rPr>
+              <w:t xml:space="preserve">No-show alert if cast member hasn’t checked in</w:t>
+            </w:r>
+          </w:p>
+        </w:tc>
+      </w:tr>
+      <w:tr>
+        <w:tc>
+          <w:tcPr>
+            <w:tcW w:type="dxa" w:w="3200"/>
+            <w:tcBorders>
+              <w:top w:val="single" w:color="CCCCCC" w:sz="1"/>
+              <w:left w:val="single" w:color="CCCCCC" w:sz="1"/>
+              <w:bottom w:val="single" w:color="CCCCCC" w:sz="1"/>
+              <w:right w:val="single" w:color="CCCCCC" w:sz="1"/>
+            </w:tcBorders>
+            <w:tcMar>
+              <w:top w:type="dxa" w:w="80"/>
+              <w:left w:type="dxa" w:w="120"/>
+              <w:bottom w:type="dxa" w:w="80"/>
+              <w:right w:type="dxa" w:w="120"/>
+            </w:tcMar>
+          </w:tcPr>
+          <w:p>
+            <w:r>
+              <w:rPr>
+                <w:rFonts w:ascii="Arial" w:cs="Arial" w:eastAsia="Arial" w:hAnsi="Arial"/>
+                <w:sz w:val="22"/>
+                <w:szCs w:val="22"/>
+              </w:rPr>
               <w:t xml:space="preserve">Anytime</w:t>
             </w:r>
           </w:p>
@@ -2231,7 +2555,7 @@
                 <w:sz w:val="22"/>
                 <w:szCs w:val="22"/>
               </w:rPr>
-              <w:t xml:space="preserve">DM forwarding, RSVP tracker updates</w:t>
+              <w:t xml:space="preserve">DM forwarding, RSVP tracker updates, job-failure notices</w:t>
             </w:r>
           </w:p>
         </w:tc>
